--- a/Science Books/Evolution/28 - Robots and AI Right Now - The Precursor to Moravec.docx
+++ b/Science Books/Evolution/28 - Robots and AI Right Now - The Precursor to Moravec.docx
@@ -48,25 +48,56 @@
         <w:jc w:val="center"/>
       </w:pPr>
       <w:r>
-        <w:t>Hans Moravec's *Mind Children* imagines a future in which intelligence migrates from biology into machines.</w:t>
-        <w:br/>
-        <w:br/>
-        <w:t>Before we decide whether to upload Grandma, however, there is a small practical question.</w:t>
-        <w:br/>
-        <w:br/>
-        <w:t>How are the machines doing today?</w:t>
-        <w:br/>
-        <w:br/>
-        <w:t>The answer is both astonishing and considerably less glamorous than the science-fiction version.</w:t>
-        <w:br/>
-        <w:br/>
-        <w:t>Artificial intelligence can write, reason, recognize images, generate speech, write software, summarize documents, translate languages, and work through complicated problems.</w:t>
-        <w:br/>
-        <w:br/>
-        <w:t>Robots can walk, grasp objects, navigate factories, perform surgery, inspect infrastructure, and increasingly use AI to decide what to do next.</w:t>
-        <w:br/>
-        <w:br/>
-        <w:t>But they are not yet strolling into the kitchen, making coffee, doing the laundry, repairing the dishwasher, and asking whether the dishwasher has unresolved childhood issues.</w:t>
+        <w:t xml:space="preserve">Hans Moravec, a roboticist who imagines minds leaving biology for machines, wrote a book called </w:t>
+      </w:r>
+      <w:r>
+        <w:rPr>
+          <w:i/>
+        </w:rPr>
+        <w:t>Mind Children</w:t>
+      </w:r>
+      <w:r>
+        <w:t xml:space="preserve"> about that future.</w:t>
+      </w:r>
+      <w:r>
+        <w:br/>
+        <w:br/>
+        <w:t>Before we decide whether to upload Grandma, we should ask something more practical.</w:t>
+      </w:r>
+      <w:r>
+        <w:br/>
+        <w:br/>
+        <w:t>How are the machines doing right now, today?</w:t>
+      </w:r>
+      <w:r>
+        <w:br/>
+        <w:br/>
+        <w:t>The answer is both amazing and a lot less flashy than the movies promised.</w:t>
+      </w:r>
+      <w:r>
+        <w:br/>
+        <w:br/>
+        <w:t>Artificial intelligence, or AI, can write, reason, recognize pictures, generate speech, write software, summarize documents, translate languages, and work through tricky problems.</w:t>
+      </w:r>
+      <w:r>
+        <w:br/>
+        <w:br/>
+        <w:t>Robots can walk, grab objects, move around factories, assist in surgery, and inspect bridges and pipelines.</w:t>
+      </w:r>
+      <w:r>
+        <w:br/>
+        <w:br/>
+        <w:t>And they increasingly use AI to decide what to do next.</w:t>
+      </w:r>
+      <w:r>
+        <w:br/>
+        <w:br/>
+        <w:t>But no robot is casually strolling into your kitchen to make coffee, do the laundry, and fix the dishwasher.</w:t>
+      </w:r>
+      <w:r>
+        <w:br/>
+        <w:br/>
+        <w:t>None of them is diagnosing the dishwasher's childhood trauma.</w:t>
       </w:r>
     </w:p>
     <w:p>
@@ -85,40 +116,62 @@
         <w:jc w:val="center"/>
       </w:pPr>
       <w:r>
-        <w:t>Modern AI systems can process enormous amounts of text and other data and produce fluent language.</w:t>
+        <w:t>Modern AI systems can take in huge amounts of text and other data and turn it into fluent language.</w:t>
+      </w:r>
+      <w:r>
         <w:br/>
         <w:br/>
         <w:t>They can explain physics.</w:t>
+      </w:r>
+      <w:r>
         <w:br/>
         <w:br/>
         <w:t>Write programs.</w:t>
+      </w:r>
+      <w:r>
         <w:br/>
         <w:br/>
         <w:t>Translate.</w:t>
+      </w:r>
+      <w:r>
         <w:br/>
         <w:br/>
         <w:t>Analyze documents.</w:t>
+      </w:r>
+      <w:r>
         <w:br/>
         <w:br/>
         <w:t>Generate images and audio.</w:t>
+      </w:r>
+      <w:r>
         <w:br/>
         <w:br/>
         <w:t>Use tools.</w:t>
-        <w:br/>
-        <w:br/>
-        <w:t>And in some settings, carry out multi-step tasks with limited supervision.</w:t>
-        <w:br/>
-        <w:br/>
-        <w:t>This is a genuine technological change.</w:t>
-        <w:br/>
-        <w:br/>
-        <w:t>The old picture of a computer as something that follows a rigid list of instructions is becoming incomplete.</w:t>
-        <w:br/>
-        <w:br/>
-        <w:t>Modern AI can often handle situations that were not individually programmed.</w:t>
-        <w:br/>
-        <w:br/>
-        <w:t>That is beginning to look less like a calculator and more like a general-purpose cognitive tool.</w:t>
+      </w:r>
+      <w:r>
+        <w:br/>
+        <w:br/>
+        <w:t>And, in some settings, carry out multi-step tasks with little supervision.</w:t>
+      </w:r>
+      <w:r>
+        <w:br/>
+        <w:br/>
+        <w:t>This is a real technological shift, not hype.</w:t>
+      </w:r>
+      <w:r>
+        <w:br/>
+        <w:br/>
+        <w:t>The old picture of a computer as a machine that only follows a fixed list of instructions is fading.</w:t>
+      </w:r>
+      <w:r>
+        <w:br/>
+        <w:br/>
+        <w:t>Modern AI can often handle situations nobody specifically programmed it for.</w:t>
+      </w:r>
+      <w:r>
+        <w:br/>
+        <w:br/>
+        <w:t>That starts to look less like a calculator and more like a general-purpose thinking tool.</w:t>
       </w:r>
     </w:p>
     <w:p>
@@ -137,43 +190,78 @@
         <w:jc w:val="center"/>
       </w:pPr>
       <w:r>
-        <w:t>A language model can tell you how to pick up a coffee cup.</w:t>
+        <w:t xml:space="preserve">A </w:t>
+      </w:r>
+      <w:r>
+        <w:rPr>
+          <w:b/>
+        </w:rPr>
+        <w:t>language model</w:t>
+      </w:r>
+      <w:r>
+        <w:t>, AI trained on huge amounts of text, can tell you how to pick up a coffee cup.</w:t>
+      </w:r>
+      <w:r>
         <w:br/>
         <w:br/>
         <w:t>A robot has to actually pick it up.</w:t>
-        <w:br/>
-        <w:br/>
-        <w:t>That means locating the cup.</w:t>
-        <w:br/>
-        <w:br/>
-        <w:t>Estimating its position.</w:t>
-        <w:br/>
-        <w:br/>
-        <w:t>Understanding its shape.</w:t>
-        <w:br/>
-        <w:br/>
-        <w:t>Moving an arm through three-dimensional space.</w:t>
-        <w:br/>
-        <w:br/>
-        <w:t>Avoiding the table.</w:t>
-        <w:br/>
-        <w:br/>
-        <w:t>Applying the right amount of force.</w:t>
-        <w:br/>
-        <w:br/>
-        <w:t>Grasping the cup.</w:t>
+      </w:r>
+      <w:r>
+        <w:br/>
+        <w:br/>
+        <w:t>That means finding the cup with its sensors.</w:t>
+      </w:r>
+      <w:r>
+        <w:br/>
+        <w:br/>
+        <w:t>Judging exactly where it is.</w:t>
+      </w:r>
+      <w:r>
+        <w:br/>
+        <w:br/>
+        <w:t>Figuring out its shape.</w:t>
+      </w:r>
+      <w:r>
+        <w:br/>
+        <w:br/>
+        <w:t>Moving an arm through three-dimensional space to reach it.</w:t>
+      </w:r>
+      <w:r>
+        <w:br/>
+        <w:br/>
+        <w:t>Steering around the table.</w:t>
+      </w:r>
+      <w:r>
+        <w:br/>
+        <w:br/>
+        <w:t>Squeezing with the right amount of force.</w:t>
+      </w:r>
+      <w:r>
+        <w:br/>
+        <w:br/>
+        <w:t>Closing its gripper around the cup.</w:t>
+      </w:r>
+      <w:r>
         <w:br/>
         <w:br/>
         <w:t>Not crushing it.</w:t>
+      </w:r>
+      <w:r>
         <w:br/>
         <w:br/>
         <w:t>Not dropping it.</w:t>
+      </w:r>
+      <w:r>
         <w:br/>
         <w:br/>
         <w:t>And then doing something useful with it.</w:t>
+      </w:r>
+      <w:r>
         <w:br/>
         <w:br/>
         <w:t>The sentence is easy.</w:t>
+      </w:r>
+      <w:r>
         <w:br/>
         <w:br/>
         <w:t>The coffee cup is where physics starts charging admission.</w:t>
@@ -195,22 +283,53 @@
         <w:jc w:val="center"/>
       </w:pPr>
       <w:r>
-        <w:t>There is a temptation to think robotics begins with humanoids.</w:t>
+        <w:t>It's tempting to think robotics starts with humanoid robots, the human-shaped kind.</w:t>
+      </w:r>
+      <w:r>
         <w:br/>
         <w:br/>
         <w:t>It does not.</w:t>
-        <w:br/>
-        <w:br/>
-        <w:t>Factories have been using industrial robots for decades.</w:t>
-        <w:br/>
-        <w:br/>
-        <w:t>The International Federation of Robotics reports that 542,000 industrial robots were installed worldwide in 2024, more than twice the number installed ten years earlier.</w:t>
-        <w:br/>
-        <w:br/>
-        <w:t>Professional service robots are also substantial: almost 200,000 were sold for professional use in 2024, with transportation and logistics accounting for more than half of those units.</w:t>
-        <w:br/>
-        <w:br/>
-        <w:t>So the robot revolution did not suddenly arrive wearing a human-shaped costume.</w:t>
+      </w:r>
+      <w:r>
+        <w:br/>
+        <w:br/>
+        <w:t xml:space="preserve">Factories have used </w:t>
+      </w:r>
+      <w:r>
+        <w:rPr>
+          <w:b/>
+        </w:rPr>
+        <w:t>industrial robots</w:t>
+      </w:r>
+      <w:r>
+        <w:t>, fixed machines that repeat one job on an assembly line, for decades.</w:t>
+      </w:r>
+      <w:r>
+        <w:br/>
+        <w:br/>
+        <w:t>The International Federation of Robotics says factories installed 542,000 of them in 2024.</w:t>
+      </w:r>
+      <w:r>
+        <w:br/>
+        <w:br/>
+        <w:t>That's double the number from ten years earlier, or roughly one new robot every minute.</w:t>
+      </w:r>
+      <w:r>
+        <w:br/>
+        <w:br/>
+        <w:t>Professional service robots, machines built for jobs like moving packages, are a big deal too.</w:t>
+      </w:r>
+      <w:r>
+        <w:br/>
+        <w:br/>
+        <w:t>Almost 200,000 were sold in 2024, more than half for transportation and logistics.</w:t>
+      </w:r>
+      <w:r>
+        <w:br/>
+        <w:br/>
+        <w:t>So the robot revolution did not suddenly show up wearing a human-shaped costume.</w:t>
+      </w:r>
+      <w:r>
         <w:br/>
         <w:br/>
         <w:t>It has been quietly welding cars and moving boxes for years.</w:t>
@@ -232,28 +351,47 @@
         <w:jc w:val="center"/>
       </w:pPr>
       <w:r>
-        <w:t>Industrial robotics has a great advantage.</w:t>
+        <w:t>Industrial robotics has one huge advantage.</w:t>
+      </w:r>
+      <w:r>
         <w:br/>
         <w:br/>
         <w:t>The world inside a factory can be controlled.</w:t>
+      </w:r>
+      <w:r>
         <w:br/>
         <w:br/>
         <w:t>The robot knows where the parts are.</w:t>
-        <w:br/>
-        <w:br/>
-        <w:t>The floor does not suddenly become a forest.</w:t>
-        <w:br/>
-        <w:br/>
-        <w:t>The lighting is predictable.</w:t>
-        <w:br/>
-        <w:br/>
-        <w:t>The object to be picked up is usually the object it was expecting.</w:t>
+      </w:r>
+      <w:r>
+        <w:br/>
+        <w:br/>
+        <w:t>The floor does not suddenly turn into a forest.</w:t>
+      </w:r>
+      <w:r>
+        <w:br/>
+        <w:br/>
+        <w:t>The lighting stays predictable.</w:t>
+      </w:r>
+      <w:r>
+        <w:br/>
+        <w:br/>
+        <w:t>The object to be picked up is usually the object the robot was expecting.</w:t>
+      </w:r>
+      <w:r>
         <w:br/>
         <w:br/>
         <w:t>This makes specialized robots extremely effective.</w:t>
-        <w:br/>
-        <w:br/>
-        <w:t>A robot that performs one task perfectly can be far more useful than a robot that promises to do everything and spends Tuesday staring thoughtfully at a cardboard box.</w:t>
+      </w:r>
+      <w:r>
+        <w:br/>
+        <w:br/>
+        <w:t>A robot that performs a single task perfectly is often far more useful than one that promises to do everything.</w:t>
+      </w:r>
+      <w:r>
+        <w:br/>
+        <w:br/>
+        <w:t>That other kind of robot often just spends Tuesday staring at a cardboard box.</w:t>
       </w:r>
     </w:p>
     <w:p>
@@ -272,28 +410,40 @@
         <w:jc w:val="center"/>
       </w:pPr>
       <w:r>
-        <w:t>AI changes the equation.</w:t>
-        <w:br/>
-        <w:br/>
-        <w:t>Instead of programming every possible situation, engineers can train systems to recognize patterns and choose actions.</w:t>
-        <w:br/>
-        <w:br/>
-        <w:t>Vision-language-action systems can connect what a robot sees with instructions and physical movements.</w:t>
-        <w:br/>
-        <w:br/>
-        <w:t>The robot can therefore move from:</w:t>
-        <w:br/>
-        <w:br/>
-        <w:t>“Execute this exact sequence.”</w:t>
-        <w:br/>
-        <w:br/>
-        <w:t>toward:</w:t>
-        <w:br/>
-        <w:br/>
-        <w:t>“Here is the goal. Figure out a reasonable way to accomplish it.”</w:t>
+        <w:t>AI changes this equation.</w:t>
+      </w:r>
+      <w:r>
+        <w:br/>
+        <w:br/>
+        <w:t>Instead of programming every possible situation, engineers can train systems to recognize patterns and choose their own actions.</w:t>
+      </w:r>
+      <w:r>
+        <w:rPr>
+          <w:b/>
+        </w:rPr>
+        <w:br/>
+        <w:br/>
+        <w:t>Vision-language-action systems</w:t>
+      </w:r>
+      <w:r>
+        <w:t xml:space="preserve"> are AI models that link what a robot sees with instructions and body movements.</w:t>
+      </w:r>
+      <w:r>
+        <w:br/>
+        <w:br/>
+        <w:t>A robot can move from being told, “execute this exact sequence of motions,”</w:t>
+      </w:r>
+      <w:r>
+        <w:br/>
+        <w:br/>
+        <w:t>toward being told, “here is the goal, figure out a reasonable way to get there.”</w:t>
+      </w:r>
+      <w:r>
         <w:br/>
         <w:br/>
         <w:t>That is a profound change.</w:t>
+      </w:r>
+      <w:r>
         <w:br/>
         <w:br/>
         <w:t>It is also much harder to make safe.</w:t>
@@ -315,34 +465,59 @@
         <w:jc w:val="center"/>
       </w:pPr>
       <w:r>
-        <w:t>Humanoid robots have become one of the most visible parts of the current robotics race.</w:t>
-        <w:br/>
-        <w:br/>
-        <w:t>There is a practical argument for the human shape.</w:t>
-        <w:br/>
-        <w:br/>
-        <w:t>Our world was built for humans.</w:t>
+        <w:t>Humanoid robots have become one of the most visible parts of today's robotics race.</w:t>
+      </w:r>
+      <w:r>
+        <w:br/>
+        <w:br/>
+        <w:t>There is a practical reason for the human shape.</w:t>
+      </w:r>
+      <w:r>
+        <w:br/>
+        <w:br/>
+        <w:t>Our world was built for human bodies.</w:t>
+      </w:r>
+      <w:r>
         <w:br/>
         <w:br/>
         <w:t>Doors have handles.</w:t>
+      </w:r>
+      <w:r>
         <w:br/>
         <w:br/>
         <w:t>Stairs have steps.</w:t>
-        <w:br/>
-        <w:br/>
-        <w:t>Shelves have human-height surfaces.</w:t>
+      </w:r>
+      <w:r>
+        <w:br/>
+        <w:br/>
+        <w:t>Shelves sit at human height.</w:t>
+      </w:r>
+      <w:r>
         <w:br/>
         <w:br/>
         <w:t>Tools have human-sized grips.</w:t>
-        <w:br/>
-        <w:br/>
-        <w:t>A robot with two arms and two legs can, in principle, use infrastructure designed for us without requiring the entire world to be rebuilt.</w:t>
+      </w:r>
+      <w:r>
+        <w:br/>
+        <w:br/>
+        <w:t>A robot with two arms and two legs can, in principle, use that existing infrastructure.</w:t>
+      </w:r>
+      <w:r>
+        <w:br/>
+        <w:br/>
+        <w:t>Nobody needs to rebuild the world.</w:t>
+      </w:r>
+      <w:r>
         <w:br/>
         <w:br/>
         <w:t>There is also a less scientific reason.</w:t>
+      </w:r>
+      <w:r>
         <w:br/>
         <w:br/>
         <w:t>A robot with a head and two arms looks like the future.</w:t>
+      </w:r>
+      <w:r>
         <w:br/>
         <w:br/>
         <w:t>A very efficient automated warehouse cart does not.</w:t>
@@ -364,28 +539,47 @@
         <w:jc w:val="center"/>
       </w:pPr>
       <w:r>
-        <w:t>Today's advanced humanoids can walk, balance, manipulate objects, recover from disturbances, and perform increasingly varied tasks.</w:t>
+        <w:t>Today's advanced humanoids can walk, balance, handle objects, recover from a stumble, and perform a growing range of tasks.</w:t>
+      </w:r>
+      <w:r>
         <w:br/>
         <w:br/>
         <w:t>Some can run.</w:t>
+      </w:r>
+      <w:r>
         <w:br/>
         <w:br/>
         <w:t>Some can dance.</w:t>
+      </w:r>
+      <w:r>
         <w:br/>
         <w:br/>
         <w:t>Some can perform athletic demonstrations.</w:t>
-        <w:br/>
-        <w:br/>
-        <w:t>Some are being tested in factories and logistics environments.</w:t>
-        <w:br/>
-        <w:br/>
-        <w:t>Companies are beginning to move humanoids out of laboratories and into real workplaces. Recent deployments include trials and commercial work involving firms such as Amazon, Toyota, Schaeffler, GXO Logistics, and Mercado Libre.</w:t>
-        <w:br/>
-        <w:br/>
-        <w:t>That is significant.</w:t>
-        <w:br/>
-        <w:br/>
-        <w:t>It is also worth remembering that a demonstration lasting thirty seconds is not the same thing as an eight-hour shift.</w:t>
+      </w:r>
+      <w:r>
+        <w:br/>
+        <w:br/>
+        <w:t>Some are being tested inside real factories and logistics centers.</w:t>
+      </w:r>
+      <w:r>
+        <w:br/>
+        <w:br/>
+        <w:t>Companies are starting to move humanoids out of research labs and into real workplaces.</w:t>
+      </w:r>
+      <w:r>
+        <w:br/>
+        <w:br/>
+        <w:t>Recent trials involve firms such as Amazon, Toyota, Schaeffler, GXO Logistics, and Mercado Libre.</w:t>
+      </w:r>
+      <w:r>
+        <w:br/>
+        <w:br/>
+        <w:t>That is a significant step.</w:t>
+      </w:r>
+      <w:r>
+        <w:br/>
+        <w:br/>
+        <w:t>But a thirty-second demonstration is not the same thing as an eight-hour shift.</w:t>
       </w:r>
     </w:p>
     <w:p>
@@ -404,40 +598,72 @@
         <w:jc w:val="center"/>
       </w:pPr>
       <w:r>
-        <w:t>A useful way to judge a robot is brutally simple.</w:t>
+        <w:t>There's a brutally simple way to judge whether a robot is useful.</w:t>
+      </w:r>
+      <w:r>
         <w:br/>
         <w:br/>
         <w:t>Can it do the job all day?</w:t>
+      </w:r>
+      <w:r>
         <w:br/>
         <w:br/>
         <w:t>Not once.</w:t>
-        <w:br/>
-        <w:br/>
-        <w:t>Not in a carefully prepared demonstration.</w:t>
+      </w:r>
+      <w:r>
+        <w:br/>
+        <w:br/>
+        <w:t>Not in a carefully staged demonstration.</w:t>
+      </w:r>
+      <w:r>
         <w:br/>
         <w:br/>
         <w:t>Not after a human has secretly arranged everything.</w:t>
+      </w:r>
+      <w:r>
         <w:br/>
         <w:br/>
         <w:t>All day.</w:t>
+      </w:r>
+      <w:r>
         <w:br/>
         <w:br/>
         <w:t>Repeatedly.</w:t>
+      </w:r>
+      <w:r>
         <w:br/>
         <w:br/>
         <w:t>Safely.</w:t>
+      </w:r>
+      <w:r>
         <w:br/>
         <w:br/>
         <w:t>Cheaply.</w:t>
-        <w:br/>
-        <w:br/>
-        <w:t>With minimal supervision.</w:t>
-        <w:br/>
-        <w:br/>
-        <w:t>That is where robotics becomes engineering rather than theater.</w:t>
-        <w:br/>
-        <w:br/>
-        <w:t>The machine has to survive friction, dust, imperfect objects, changing conditions, software errors, battery limits, maintenance, and the peculiar creativity of humans who put things where they obviously should not go.</w:t>
+      </w:r>
+      <w:r>
+        <w:br/>
+        <w:br/>
+        <w:t>With barely any supervision.</w:t>
+      </w:r>
+      <w:r>
+        <w:br/>
+        <w:br/>
+        <w:t>That is the point where robotics stops being theater and becomes real engineering.</w:t>
+      </w:r>
+      <w:r>
+        <w:br/>
+        <w:br/>
+        <w:t>The machine has to survive friction, dust, imperfect objects, changing conditions, software glitches, and limited battery life.</w:t>
+      </w:r>
+      <w:r>
+        <w:br/>
+        <w:br/>
+        <w:t>It also has to survive routine wear and tear.</w:t>
+      </w:r>
+      <w:r>
+        <w:br/>
+        <w:br/>
+        <w:t>And it has to survive the endless creativity of humans who put things where they obviously should not go.</w:t>
       </w:r>
     </w:p>
     <w:p>
@@ -456,28 +682,48 @@
         <w:jc w:val="center"/>
       </w:pPr>
       <w:r>
-        <w:t>AI lives in a world of information.</w:t>
-        <w:br/>
-        <w:br/>
-        <w:t>Robots live in a world of consequences.</w:t>
+        <w:t>AI mostly lives in a world made of information: words, numbers, and pixels.</w:t>
+      </w:r>
+      <w:r>
+        <w:br/>
+        <w:br/>
+        <w:t>Robots live in a world made of consequences.</w:t>
+      </w:r>
+      <w:r>
         <w:br/>
         <w:br/>
         <w:t>A language model can make a mistake in a sentence.</w:t>
+      </w:r>
+      <w:r>
         <w:br/>
         <w:br/>
         <w:t>A robot can make a mistake with a forklift.</w:t>
+      </w:r>
+      <w:r>
         <w:br/>
         <w:br/>
         <w:t>A chatbot can misunderstand a command.</w:t>
+      </w:r>
+      <w:r>
         <w:br/>
         <w:br/>
         <w:t>A robot can misunderstand a command while holding something heavy.</w:t>
-        <w:br/>
-        <w:br/>
-        <w:t>Physical intelligence therefore has a different standard.</w:t>
-        <w:br/>
-        <w:br/>
-        <w:t>It has to connect perception, reasoning, action, timing, force, and safety.</w:t>
+      </w:r>
+      <w:r>
+        <w:rPr>
+          <w:b/>
+        </w:rPr>
+        <w:br/>
+        <w:br/>
+        <w:t>Physical intelligence</w:t>
+      </w:r>
+      <w:r>
+        <w:t>, safely sensing and acting in the real world, therefore has a much higher bar to clear.</w:t>
+      </w:r>
+      <w:r>
+        <w:br/>
+        <w:br/>
+        <w:t>It has to connect seeing, reasoning, moving, timing, force, and safety, all at once.</w:t>
       </w:r>
     </w:p>
     <w:p>
@@ -496,34 +742,52 @@
         <w:jc w:val="center"/>
       </w:pPr>
       <w:r>
-        <w:t>The physical world is gloriously messy.</w:t>
-        <w:br/>
-        <w:br/>
-        <w:t>A cup may be slightly rotated.</w:t>
+        <w:t>The physical world is gloriously messy, nothing like a tidy spreadsheet of numbers.</w:t>
+      </w:r>
+      <w:r>
+        <w:br/>
+        <w:br/>
+        <w:t>A cup may be sitting slightly rotated.</w:t>
+      </w:r>
+      <w:r>
         <w:br/>
         <w:br/>
         <w:t>A floor may be slippery.</w:t>
+      </w:r>
+      <w:r>
         <w:br/>
         <w:br/>
         <w:t>A box may be heavier than expected.</w:t>
-        <w:br/>
-        <w:br/>
-        <w:t>A person may walk into the robot's path.</w:t>
-        <w:br/>
-        <w:br/>
-        <w:t>A dog may appear.</w:t>
+      </w:r>
+      <w:r>
+        <w:br/>
+        <w:br/>
+        <w:t>A person may step into the robot's path.</w:t>
+      </w:r>
+      <w:r>
+        <w:br/>
+        <w:br/>
+        <w:t>A dog may appear out of nowhere.</w:t>
+      </w:r>
+      <w:r>
         <w:br/>
         <w:br/>
         <w:t>Nobody programmed the dog.</w:t>
-        <w:br/>
-        <w:br/>
-        <w:t>Robots therefore need something close to common-sense adaptation.</w:t>
+      </w:r>
+      <w:r>
+        <w:br/>
+        <w:br/>
+        <w:t>Robots therefore need something close to common sense.</w:t>
+      </w:r>
+      <w:r>
         <w:br/>
         <w:br/>
         <w:t>This is one reason modern AI is so interesting for robotics.</w:t>
-        <w:br/>
-        <w:br/>
-        <w:t>Large models may provide a flexible layer of knowledge and reasoning on top of the robot's physical control systems.</w:t>
+      </w:r>
+      <w:r>
+        <w:br/>
+        <w:br/>
+        <w:t>Large AI models can offer a flexible layer of reasoning on top of a robot's control systems.</w:t>
       </w:r>
     </w:p>
     <w:p>
@@ -542,40 +806,62 @@
         <w:jc w:val="center"/>
       </w:pPr>
       <w:r>
-        <w:t>An AI can produce a plausible sequence of actions.</w:t>
+        <w:t>An AI can produce a perfectly plausible sequence of steps.</w:t>
+      </w:r>
+      <w:r>
         <w:br/>
         <w:br/>
         <w:t>First, open the cupboard.</w:t>
-        <w:br/>
-        <w:br/>
-        <w:t>Second, take the plate.</w:t>
+      </w:r>
+      <w:r>
+        <w:br/>
+        <w:br/>
+        <w:t>Second, take out the plate.</w:t>
+      </w:r>
+      <w:r>
         <w:br/>
         <w:br/>
         <w:t>Third, place it on the table.</w:t>
+      </w:r>
+      <w:r>
         <w:br/>
         <w:br/>
         <w:t>Wonderful.</w:t>
+      </w:r>
+      <w:r>
         <w:br/>
         <w:br/>
         <w:t>Now the plate is behind another plate.</w:t>
-        <w:br/>
-        <w:br/>
-        <w:t>The cupboard door is only half open.</w:t>
+      </w:r>
+      <w:r>
+        <w:br/>
+        <w:br/>
+        <w:t>The cupboard door only opens halfway.</w:t>
+      </w:r>
+      <w:r>
         <w:br/>
         <w:br/>
         <w:t>The robot's gripper is the wrong size.</w:t>
+      </w:r>
+      <w:r>
         <w:br/>
         <w:br/>
         <w:t>Someone has moved the table.</w:t>
+      </w:r>
+      <w:r>
         <w:br/>
         <w:br/>
         <w:t>And the dog has eaten the instruction manual.</w:t>
-        <w:br/>
-        <w:br/>
-        <w:t>Planning has to survive contact with reality.</w:t>
-        <w:br/>
-        <w:br/>
-        <w:t>That is a much harder problem than generating a beautiful list.</w:t>
+      </w:r>
+      <w:r>
+        <w:br/>
+        <w:br/>
+        <w:t>A plan has to survive contact with reality.</w:t>
+      </w:r>
+      <w:r>
+        <w:br/>
+        <w:br/>
+        <w:t>That is a much harder problem than generating a tidy list of steps.</w:t>
       </w:r>
     </w:p>
     <w:p>
@@ -594,25 +880,37 @@
         <w:jc w:val="center"/>
       </w:pPr>
       <w:r>
-        <w:t>In some domains, AI is astonishingly capable.</w:t>
-        <w:br/>
-        <w:br/>
-        <w:t>In others, it is unreliable.</w:t>
-        <w:br/>
-        <w:br/>
-        <w:t>A model can discuss advanced mathematics and then confidently misunderstand a simple physical situation.</w:t>
-        <w:br/>
-        <w:br/>
-        <w:t>A robot can perform an elegant manipulation sequence and then fail when the object is moved three inches.</w:t>
-        <w:br/>
-        <w:br/>
-        <w:t>This unevenness is one of the defining characteristics of current AI and robotics.</w:t>
-        <w:br/>
-        <w:br/>
-        <w:t>Capability is not a single dial.</w:t>
-        <w:br/>
-        <w:br/>
-        <w:t>It is a collection of abilities with very different strengths.</w:t>
+        <w:t>In some areas, AI is astonishingly capable.</w:t>
+      </w:r>
+      <w:r>
+        <w:br/>
+        <w:br/>
+        <w:t>In others, it is unreliable in ways that can be surprising.</w:t>
+      </w:r>
+      <w:r>
+        <w:br/>
+        <w:br/>
+        <w:t>A model can discuss advanced mathematics fluently and then confidently misjudge a simple physical situation.</w:t>
+      </w:r>
+      <w:r>
+        <w:br/>
+        <w:br/>
+        <w:t>A robot can perform an elegant, practiced manipulation and then fail completely when the object is moved three inches.</w:t>
+      </w:r>
+      <w:r>
+        <w:br/>
+        <w:br/>
+        <w:t>This unevenness is one of the defining traits of AI and robotics right now.</w:t>
+      </w:r>
+      <w:r>
+        <w:br/>
+        <w:br/>
+        <w:t>Capability is not one single dial you turn up or down.</w:t>
+      </w:r>
+      <w:r>
+        <w:br/>
+        <w:br/>
+        <w:t>It is a whole collection of separate skills, each with its own very different strengths and weaknesses.</w:t>
       </w:r>
     </w:p>
     <w:p>
@@ -631,22 +929,32 @@
         <w:jc w:val="center"/>
       </w:pPr>
       <w:r>
-        <w:t>Modern AI systems can construct remarkably useful internal representations.</w:t>
-        <w:br/>
-        <w:br/>
-        <w:t>But usefulness is not proof of human-like understanding.</w:t>
-        <w:br/>
-        <w:br/>
-        <w:t>A system can recognize patterns without possessing a human-style model of the world.</w:t>
-        <w:br/>
-        <w:br/>
-        <w:t>It can produce excellent language without having a human body.</w:t>
-        <w:br/>
-        <w:br/>
-        <w:t>It can reason about gravity without ever having fallen down stairs.</w:t>
-        <w:br/>
-        <w:br/>
-        <w:t>This distinction becomes crucial when we move from software intelligence to physical intelligence.</w:t>
+        <w:t>Modern AI systems can build remarkably useful internal models of the world.</w:t>
+      </w:r>
+      <w:r>
+        <w:br/>
+        <w:br/>
+        <w:t>But being useful is not proof of human-like understanding.</w:t>
+      </w:r>
+      <w:r>
+        <w:br/>
+        <w:br/>
+        <w:t>A system can recognize patterns without a human-style model of the world.</w:t>
+      </w:r>
+      <w:r>
+        <w:br/>
+        <w:br/>
+        <w:t>It can produce excellent language without ever having had a body.</w:t>
+      </w:r>
+      <w:r>
+        <w:br/>
+        <w:br/>
+        <w:t>It can reason about gravity without ever having fallen down actual stairs.</w:t>
+      </w:r>
+      <w:r>
+        <w:br/>
+        <w:br/>
+        <w:t>This gap becomes crucial once we move from software intelligence to physical intelligence.</w:t>
       </w:r>
     </w:p>
     <w:p>
@@ -666,21 +974,36 @@
       </w:pPr>
       <w:r>
         <w:t>The interesting development is that AI and robotics are increasingly being combined.</w:t>
-        <w:br/>
-        <w:br/>
-        <w:t>A robot can use vision models to interpret its surroundings.</w:t>
-        <w:br/>
-        <w:br/>
-        <w:t>Language models can turn instructions into plans.</w:t>
-        <w:br/>
-        <w:br/>
-        <w:t>Learned policies can map perception into action.</w:t>
-        <w:br/>
-        <w:br/>
-        <w:t>Simulation can provide enormous amounts of training experience.</w:t>
-        <w:br/>
-        <w:br/>
-        <w:t>Researchers are also working on systems that anticipate their own next physical actions, reducing delays in robot control. Recent work has demonstrated substantial speedups in selected tasks, although this should not be confused with general-purpose human-level physical intelligence.</w:t>
+      </w:r>
+      <w:r>
+        <w:br/>
+        <w:br/>
+        <w:t>A robot can use vision models, AI trained on pictures, to read its surroundings.</w:t>
+      </w:r>
+      <w:r>
+        <w:br/>
+        <w:br/>
+        <w:t>Language models can turn plain-English instructions into step-by-step plans.</w:t>
+      </w:r>
+      <w:r>
+        <w:br/>
+        <w:br/>
+        <w:t>Learned policies, rules a robot discovers by trial and error, can map perception onto action.</w:t>
+      </w:r>
+      <w:r>
+        <w:br/>
+        <w:br/>
+        <w:t>Computer simulation can provide enormous amounts of cheap practice experience.</w:t>
+      </w:r>
+      <w:r>
+        <w:br/>
+        <w:br/>
+        <w:t>Researchers are also building systems that anticipate their own next physical move, cutting reaction delays.</w:t>
+      </w:r>
+      <w:r>
+        <w:br/>
+        <w:br/>
+        <w:t>Recent work has shown big speedups on selected tasks, though this is not yet general-purpose, human-level physical intelligence.</w:t>
       </w:r>
     </w:p>
     <w:p>
@@ -700,33 +1023,58 @@
       </w:pPr>
       <w:r>
         <w:t>A factory is relatively friendly to robots.</w:t>
+      </w:r>
+      <w:r>
         <w:br/>
         <w:br/>
         <w:t>The environment is structured.</w:t>
+      </w:r>
+      <w:r>
         <w:br/>
         <w:br/>
         <w:t>The tasks repeat.</w:t>
+      </w:r>
+      <w:r>
         <w:br/>
         <w:br/>
         <w:t>Safety boundaries can be established.</w:t>
+      </w:r>
+      <w:r>
         <w:br/>
         <w:br/>
         <w:t>The objects are known.</w:t>
+      </w:r>
+      <w:r>
         <w:br/>
         <w:br/>
         <w:t>The human workers are trained.</w:t>
+      </w:r>
+      <w:r>
         <w:br/>
         <w:br/>
         <w:t>Now put the same robot in a messy kitchen.</w:t>
-        <w:br/>
-        <w:br/>
-        <w:t>The difficulty rises dramatically.</w:t>
+      </w:r>
+      <w:r>
+        <w:br/>
+        <w:br/>
+        <w:t>The difficulty rises sharply.</w:t>
+      </w:r>
+      <w:r>
         <w:br/>
         <w:br/>
         <w:t>Then put it in an elderly person's home.</w:t>
-        <w:br/>
-        <w:br/>
-        <w:t>Now it must understand furniture, pets, medication, fragile objects, social expectations, unexpected visitors, and the fact that the owner may ask it to do three completely unrelated things at once.</w:t>
+      </w:r>
+      <w:r>
+        <w:br/>
+        <w:br/>
+        <w:t>Now it has to understand furniture, pets, medication, fragile heirlooms, and social politeness.</w:t>
+      </w:r>
+      <w:r>
+        <w:br/>
+        <w:br/>
+        <w:t>It also has to handle unexpected visitors and an owner who might ask for three unrelated things at once.</w:t>
+      </w:r>
+      <w:r>
         <w:br/>
         <w:br/>
         <w:t>Home robotics remains much harder than factory robotics.</w:t>
@@ -748,37 +1096,71 @@
         <w:jc w:val="center"/>
       </w:pPr>
       <w:r>
-        <w:t>Humans have extraordinarily capable hands.</w:t>
+        <w:t>Human hands are extraordinarily capable tools.</w:t>
+      </w:r>
+      <w:r>
         <w:br/>
         <w:br/>
         <w:t>We can pick up an egg without crushing it.</w:t>
+      </w:r>
+      <w:r>
         <w:br/>
         <w:br/>
         <w:t>Tie a shoelace.</w:t>
+      </w:r>
+      <w:r>
         <w:br/>
         <w:br/>
         <w:t>Open a plastic bag.</w:t>
-        <w:br/>
-        <w:br/>
-        <w:t>Feel whether something is hot.</w:t>
-        <w:br/>
-        <w:br/>
-        <w:t>Turn a key.</w:t>
+      </w:r>
+      <w:r>
+        <w:br/>
+        <w:br/>
+        <w:t>Feel whether something is dangerously hot.</w:t>
+      </w:r>
+      <w:r>
+        <w:br/>
+        <w:br/>
+        <w:t>Turn a key in a lock.</w:t>
+      </w:r>
+      <w:r>
         <w:br/>
         <w:br/>
         <w:t>Peel a banana.</w:t>
-        <w:br/>
-        <w:br/>
-        <w:t>Pick up a coin from a table.</w:t>
-        <w:br/>
-        <w:br/>
-        <w:t>We do all this almost without thinking.</w:t>
-        <w:br/>
-        <w:br/>
-        <w:t>Robotic hands are improving rapidly, but dexterous manipulation remains a major engineering challenge.</w:t>
-        <w:br/>
-        <w:br/>
-        <w:t>The hand is where intelligence meets friction.</w:t>
+      </w:r>
+      <w:r>
+        <w:br/>
+        <w:br/>
+        <w:t>Pick up a single coin from a table.</w:t>
+      </w:r>
+      <w:r>
+        <w:br/>
+        <w:br/>
+        <w:t>We do all of this almost without thinking about it.</w:t>
+      </w:r>
+      <w:r>
+        <w:br/>
+        <w:br/>
+        <w:t>Robotic hands are improving fast.</w:t>
+      </w:r>
+      <w:r>
+        <w:br/>
+        <w:br/>
+        <w:t xml:space="preserve">But </w:t>
+      </w:r>
+      <w:r>
+        <w:rPr>
+          <w:b/>
+        </w:rPr>
+        <w:t>dexterous manipulation</w:t>
+      </w:r>
+      <w:r>
+        <w:t>, skillfully handling small or awkward objects with your fingers, remains a major challenge.</w:t>
+      </w:r>
+      <w:r>
+        <w:br/>
+        <w:br/>
+        <w:t>The hand is where clever software meets stubborn friction.</w:t>
       </w:r>
     </w:p>
     <w:p>
@@ -797,40 +1179,68 @@
         <w:jc w:val="center"/>
       </w:pPr>
       <w:r>
-        <w:t>A human body carries its energy source around in a remarkably convenient package.</w:t>
+        <w:t>A human body carries its own energy source around in a remarkably convenient package.</w:t>
+      </w:r>
+      <w:r>
         <w:br/>
         <w:br/>
         <w:t>We eat.</w:t>
-        <w:br/>
-        <w:br/>
-        <w:t>We store energy.</w:t>
-        <w:br/>
-        <w:br/>
-        <w:t>We walk.</w:t>
-        <w:br/>
-        <w:br/>
-        <w:t>We continue.</w:t>
-        <w:br/>
-        <w:br/>
-        <w:t>Robots need batteries or another power source.</w:t>
+      </w:r>
+      <w:r>
+        <w:br/>
+        <w:br/>
+        <w:t>We store that energy inside us.</w:t>
+      </w:r>
+      <w:r>
+        <w:br/>
+        <w:br/>
+        <w:t>We walk around all day on it.</w:t>
+      </w:r>
+      <w:r>
+        <w:br/>
+        <w:br/>
+        <w:t>We keep going.</w:t>
+      </w:r>
+      <w:r>
+        <w:br/>
+        <w:br/>
+        <w:t>Robots need batteries or some other power source instead.</w:t>
+      </w:r>
+      <w:r>
         <w:br/>
         <w:br/>
         <w:t>Batteries are heavy.</w:t>
-        <w:br/>
-        <w:br/>
-        <w:t>Motors consume energy.</w:t>
-        <w:br/>
-        <w:br/>
-        <w:t>Actuators generate heat.</w:t>
-        <w:br/>
-        <w:br/>
-        <w:t>Computers consume power.</w:t>
-        <w:br/>
-        <w:br/>
-        <w:t>A humanoid that can perform a task brilliantly for twenty minutes and then needs a charging station has not quite conquered the human workplace.</w:t>
-        <w:br/>
-        <w:br/>
-        <w:t>It has conquered the twenty-minute demonstration.</w:t>
+      </w:r>
+      <w:r>
+        <w:br/>
+        <w:br/>
+        <w:t>Motors use up energy quickly.</w:t>
+      </w:r>
+      <w:r>
+        <w:rPr>
+          <w:b/>
+        </w:rPr>
+        <w:br/>
+        <w:br/>
+        <w:t>Actuators</w:t>
+      </w:r>
+      <w:r>
+        <w:t>, the motors and joints that actually move a robot's arms and legs, generate heat as they work.</w:t>
+      </w:r>
+      <w:r>
+        <w:br/>
+        <w:br/>
+        <w:t>Onboard computers use power too.</w:t>
+      </w:r>
+      <w:r>
+        <w:br/>
+        <w:br/>
+        <w:t>A humanoid might perform brilliantly for twenty minutes, then need a charging station.</w:t>
+      </w:r>
+      <w:r>
+        <w:br/>
+        <w:br/>
+        <w:t>That robot has not conquered the human workplace, only a twenty-minute demonstration.</w:t>
       </w:r>
     </w:p>
     <w:p>
@@ -849,37 +1259,59 @@
         <w:jc w:val="center"/>
       </w:pPr>
       <w:r>
-        <w:t>Even a technically brilliant robot has to earn its keep.</w:t>
-        <w:br/>
-        <w:br/>
-        <w:t>If a human worker costs a certain amount, the robot needs to justify its purchase price.</w:t>
-        <w:br/>
-        <w:br/>
-        <w:t>Maintenance matters.</w:t>
-        <w:br/>
-        <w:br/>
-        <w:t>Downtime matters.</w:t>
-        <w:br/>
-        <w:br/>
-        <w:t>Training matters.</w:t>
-        <w:br/>
-        <w:br/>
-        <w:t>Safety matters.</w:t>
-        <w:br/>
-        <w:br/>
-        <w:t>Integration matters.</w:t>
-        <w:br/>
-        <w:br/>
-        <w:t>Insurance matters.</w:t>
-        <w:br/>
-        <w:br/>
-        <w:t>A robot that costs less than a human but breaks down constantly may not be a bargain.</w:t>
+        <w:t>Even a brilliant robot has to earn its keep.</w:t>
+      </w:r>
+      <w:r>
+        <w:br/>
+        <w:br/>
+        <w:t>If a human worker costs a certain amount, the robot must beat that price.</w:t>
+      </w:r>
+      <w:r>
+        <w:br/>
+        <w:br/>
+        <w:t>Maintenance costs money.</w:t>
+      </w:r>
+      <w:r>
+        <w:br/>
+        <w:br/>
+        <w:t>Downtime costs money.</w:t>
+      </w:r>
+      <w:r>
+        <w:br/>
+        <w:br/>
+        <w:t>Training staff to use it costs money.</w:t>
+      </w:r>
+      <w:r>
+        <w:br/>
+        <w:br/>
+        <w:t>Safety measures cost money.</w:t>
+      </w:r>
+      <w:r>
+        <w:br/>
+        <w:br/>
+        <w:t>Fitting it into existing workflows costs money.</w:t>
+      </w:r>
+      <w:r>
+        <w:br/>
+        <w:br/>
+        <w:t>Insurance costs money.</w:t>
+      </w:r>
+      <w:r>
+        <w:br/>
+        <w:br/>
+        <w:t>A robot that costs less than a human worker but breaks down constantly may not actually be a bargain.</w:t>
+      </w:r>
+      <w:r>
         <w:br/>
         <w:br/>
         <w:t>The future of robotics will therefore be decided not only by engineers, but by accountants.</w:t>
+      </w:r>
+      <w:r>
         <w:br/>
         <w:br/>
         <w:t>Civilization has survived many revolutions.</w:t>
+      </w:r>
+      <w:r>
         <w:br/>
         <w:br/>
         <w:t>Accountants remain undefeated.</w:t>
@@ -901,25 +1333,37 @@
         <w:jc w:val="center"/>
       </w:pPr>
       <w:r>
-        <w:t>There is an important asymmetry.</w:t>
-        <w:br/>
-        <w:br/>
-        <w:t>Software can improve by updating a model.</w:t>
-        <w:br/>
-        <w:br/>
-        <w:t>Physical robots have motors, gears, batteries, sensors, heat, wear, and gravity.</w:t>
-        <w:br/>
-        <w:br/>
-        <w:t>A better AI model can be deployed to millions of machines.</w:t>
-        <w:br/>
-        <w:br/>
-        <w:t>A better actuator has to be manufactured.</w:t>
+        <w:t>There is an important mismatch between AI and robots.</w:t>
+      </w:r>
+      <w:r>
+        <w:br/>
+        <w:br/>
+        <w:t>Software can improve just by updating a model on a server somewhere.</w:t>
+      </w:r>
+      <w:r>
+        <w:br/>
+        <w:br/>
+        <w:t>Physical robots have motors, gears, batteries, sensors, heat, wear, and gravity to contend with.</w:t>
+      </w:r>
+      <w:r>
+        <w:br/>
+        <w:br/>
+        <w:t>A better AI model can be copied and sent to millions of machines overnight.</w:t>
+      </w:r>
+      <w:r>
+        <w:br/>
+        <w:br/>
+        <w:t>A better actuator, by contrast, has to be physically manufactured, shipped, and installed.</w:t>
+      </w:r>
+      <w:r>
         <w:br/>
         <w:br/>
         <w:t>This is why the combination is so interesting.</w:t>
-        <w:br/>
-        <w:br/>
-        <w:t>AI may provide the rapidly improving cognitive layer while robotics develops the physical machinery needed to embody it.</w:t>
+      </w:r>
+      <w:r>
+        <w:br/>
+        <w:br/>
+        <w:t>AI may supply the rapidly improving thinking layer, while robotics slowly builds the body to carry it.</w:t>
       </w:r>
     </w:p>
     <w:p>
@@ -939,30 +1383,46 @@
       </w:pPr>
       <w:r>
         <w:t>This distinction matters.</w:t>
+      </w:r>
+      <w:r>
         <w:br/>
         <w:br/>
         <w:t>A modern humanoid robot may be remarkably capable.</w:t>
+      </w:r>
+      <w:r>
         <w:br/>
         <w:br/>
         <w:t>That does not mean it is an artificial human.</w:t>
-        <w:br/>
-        <w:br/>
-        <w:t>It does not necessarily have a persistent self.</w:t>
-        <w:br/>
-        <w:br/>
-        <w:t>It does not necessarily have independent long-term goals.</w:t>
-        <w:br/>
-        <w:br/>
-        <w:t>It does not necessarily understand the world in the human sense.</w:t>
-        <w:br/>
-        <w:br/>
-        <w:t>It certainly does not have your grandmother's memories waiting to be uploaded.</w:t>
-        <w:br/>
-        <w:br/>
-        <w:t>Today's machines are powerful tools and increasingly autonomous systems.</w:t>
-        <w:br/>
-        <w:br/>
-        <w:t>Moravec's mind children are a much more radical proposition.</w:t>
+      </w:r>
+      <w:r>
+        <w:br/>
+        <w:br/>
+        <w:t>It does not necessarily have a persistent sense of self.</w:t>
+      </w:r>
+      <w:r>
+        <w:br/>
+        <w:br/>
+        <w:t>It does not necessarily have its own long-term goals.</w:t>
+      </w:r>
+      <w:r>
+        <w:br/>
+        <w:br/>
+        <w:t>It does not necessarily understand the world the way a human does.</w:t>
+      </w:r>
+      <w:r>
+        <w:br/>
+        <w:br/>
+        <w:t>And it certainly does not have your grandmother's memories sitting inside it, waiting to be uploaded.</w:t>
+      </w:r>
+      <w:r>
+        <w:br/>
+        <w:br/>
+        <w:t>Today's machines are powerful tools and increasingly independent systems.</w:t>
+      </w:r>
+      <w:r>
+        <w:br/>
+        <w:br/>
+        <w:t>But Moravec's mind children are a far more radical idea than that.</w:t>
       </w:r>
     </w:p>
     <w:p>
@@ -981,34 +1441,52 @@
         <w:jc w:val="center"/>
       </w:pPr>
       <w:r>
-        <w:t>Moravec's future requires several things.</w:t>
-        <w:br/>
-        <w:br/>
-        <w:t>Machines that can perceive.</w:t>
-        <w:br/>
-        <w:br/>
-        <w:t>Machines that can reason.</w:t>
-        <w:br/>
-        <w:br/>
-        <w:t>Machines that can learn.</w:t>
-        <w:br/>
-        <w:br/>
-        <w:t>Machines that can manipulate the physical world.</w:t>
-        <w:br/>
-        <w:br/>
-        <w:t>Machines that can operate autonomously.</w:t>
-        <w:br/>
-        <w:br/>
-        <w:t>Machines that can improve.</w:t>
-        <w:br/>
-        <w:br/>
-        <w:t>We now have increasingly capable versions of several of these ingredients.</w:t>
-        <w:br/>
-        <w:br/>
-        <w:t>They are not yet assembled into the machine Moravec imagined.</w:t>
-        <w:br/>
-        <w:br/>
-        <w:t>But the pieces are becoming less imaginary.</w:t>
+        <w:t>Moravec's imagined future requires several separate ingredients.</w:t>
+      </w:r>
+      <w:r>
+        <w:br/>
+        <w:br/>
+        <w:t>Machines that can perceive their surroundings.</w:t>
+      </w:r>
+      <w:r>
+        <w:br/>
+        <w:br/>
+        <w:t>Machines that can reason about what they perceive.</w:t>
+      </w:r>
+      <w:r>
+        <w:br/>
+        <w:br/>
+        <w:t>Machines that can learn from experience.</w:t>
+      </w:r>
+      <w:r>
+        <w:br/>
+        <w:br/>
+        <w:t>Machines that can manipulate the physical world with their hands.</w:t>
+      </w:r>
+      <w:r>
+        <w:br/>
+        <w:br/>
+        <w:t>Machines that can operate on their own, without constant guidance.</w:t>
+      </w:r>
+      <w:r>
+        <w:br/>
+        <w:br/>
+        <w:t>Machines that can improve themselves over time.</w:t>
+      </w:r>
+      <w:r>
+        <w:br/>
+        <w:br/>
+        <w:t>We now have increasingly capable versions of several of these ingredients separately.</w:t>
+      </w:r>
+      <w:r>
+        <w:br/>
+        <w:br/>
+        <w:t>They are not yet assembled into the single machine Moravec imagined.</w:t>
+      </w:r>
+      <w:r>
+        <w:br/>
+        <w:br/>
+        <w:t>But the pieces are becoming less imaginary with each passing year.</w:t>
       </w:r>
     </w:p>
     <w:p>
@@ -1027,31 +1505,48 @@
         <w:jc w:val="center"/>
       </w:pPr>
       <w:r>
-        <w:t>In 1988, when *Mind Children* appeared, the idea of a robot with broad human-level cognitive abilities was wildly futuristic.</w:t>
-        <w:br/>
-        <w:br/>
-        <w:t>Today, a machine can converse, write code, interpret images, generate plans, use tools, and control physical hardware.</w:t>
+        <w:rPr>
+          <w:i/>
+        </w:rPr>
+        <w:t>Mind Children</w:t>
+      </w:r>
+      <w:r>
+        <w:t xml:space="preserve"> first came out in 1988, back before the internet was part of daily life.</w:t>
+      </w:r>
+      <w:r>
+        <w:br/>
+        <w:br/>
+        <w:t>At the time, a robot with broad, human-level thinking skills was wildly futuristic.</w:t>
+      </w:r>
+      <w:r>
+        <w:br/>
+        <w:br/>
+        <w:t>Today, a machine can hold a conversation, write code, interpret images, generate plans, use tools, and control physical hardware.</w:t>
+      </w:r>
+      <w:r>
         <w:br/>
         <w:br/>
         <w:t>That does not prove Moravec was right.</w:t>
-        <w:br/>
-        <w:br/>
-        <w:t>It does mean that some of the prerequisites he imagined no longer belong entirely to science fiction.</w:t>
+      </w:r>
+      <w:r>
+        <w:br/>
+        <w:br/>
+        <w:t>But some of the ingredients he imagined no longer belong entirely to science fiction.</w:t>
+      </w:r>
+      <w:r>
         <w:br/>
         <w:br/>
         <w:t>The question has shifted.</w:t>
-        <w:br/>
-        <w:br/>
-        <w:t>Not:</w:t>
-        <w:br/>
-        <w:br/>
-        <w:t>“Can a machine ever do something intelligent?”</w:t>
-        <w:br/>
-        <w:br/>
-        <w:t>But:</w:t>
-        <w:br/>
-        <w:br/>
-        <w:t>“How far can the combination of modern AI and robotics actually go?”</w:t>
+      </w:r>
+      <w:r>
+        <w:br/>
+        <w:br/>
+        <w:t>It is no longer, “can a machine ever do something intelligent?”</w:t>
+      </w:r>
+      <w:r>
+        <w:br/>
+        <w:br/>
+        <w:t>It is now, “how far can the combination of modern AI and robotics actually go?”</w:t>
       </w:r>
     </w:p>
     <w:p>
@@ -1071,42 +1566,66 @@
       </w:pPr>
       <w:r>
         <w:t>We do not know.</w:t>
+      </w:r>
+      <w:r>
         <w:br/>
         <w:br/>
         <w:t>That is the scientifically honest answer.</w:t>
-        <w:br/>
-        <w:br/>
-        <w:t>The trajectory is impressive.</w:t>
+      </w:r>
+      <w:r>
+        <w:br/>
+        <w:br/>
+        <w:t>The trajectory so far is impressive.</w:t>
+      </w:r>
+      <w:r>
         <w:br/>
         <w:br/>
         <w:t>The remaining problems are also enormous.</w:t>
-        <w:br/>
-        <w:br/>
-        <w:t>General-purpose physical intelligence remains difficult.</w:t>
-        <w:br/>
-        <w:br/>
-        <w:t>Reliable autonomy remains difficult.</w:t>
-        <w:br/>
-        <w:br/>
-        <w:t>Robust common sense remains difficult.</w:t>
-        <w:br/>
-        <w:br/>
-        <w:t>Energy and hardware remain difficult.</w:t>
+      </w:r>
+      <w:r>
+        <w:br/>
+        <w:br/>
+        <w:t>General-purpose physical intelligence, handling any physical task the way a human can, remains difficult.</w:t>
+      </w:r>
+      <w:r>
+        <w:br/>
+        <w:br/>
+        <w:t>Reliable independence remains difficult.</w:t>
+      </w:r>
+      <w:r>
+        <w:br/>
+        <w:br/>
+        <w:t>Solid common sense remains difficult.</w:t>
+      </w:r>
+      <w:r>
+        <w:br/>
+        <w:br/>
+        <w:t>Energy and hardware limits remain difficult.</w:t>
+      </w:r>
+      <w:r>
         <w:br/>
         <w:br/>
         <w:t>Safety remains difficult.</w:t>
-        <w:br/>
-        <w:br/>
-        <w:t>And consciousness is an entirely separate question.</w:t>
+      </w:r>
+      <w:r>
+        <w:br/>
+        <w:br/>
+        <w:t>And consciousness is an entirely separate question this chapter has not tried to answer.</w:t>
+      </w:r>
+      <w:r>
         <w:br/>
         <w:br/>
         <w:t>So we should resist both extremes.</w:t>
+      </w:r>
+      <w:r>
         <w:br/>
         <w:br/>
         <w:t>The robots are not useless toys.</w:t>
-        <w:br/>
-        <w:br/>
-        <w:t>And they are not yet our immortal machine descendants.</w:t>
+      </w:r>
+      <w:r>
+        <w:br/>
+        <w:br/>
+        <w:t>And they are not yet our immortal machine descendants either.</w:t>
       </w:r>
     </w:p>
     <w:p>
@@ -1126,30 +1645,46 @@
       </w:pPr>
       <w:r>
         <w:t>This is the strange moment we find ourselves in.</w:t>
+      </w:r>
+      <w:r>
         <w:br/>
         <w:br/>
         <w:t>The machines are no longer primitive.</w:t>
+      </w:r>
+      <w:r>
         <w:br/>
         <w:br/>
         <w:t>But they are not yet people.</w:t>
+      </w:r>
+      <w:r>
         <w:br/>
         <w:br/>
         <w:t>AI is no longer merely a calculator.</w:t>
-        <w:br/>
-        <w:br/>
-        <w:t>But it is not obviously a mind.</w:t>
+      </w:r>
+      <w:r>
+        <w:br/>
+        <w:br/>
+        <w:t>But it is not obviously a mind either.</w:t>
+      </w:r>
+      <w:r>
         <w:br/>
         <w:br/>
         <w:t>Robots are no longer laboratory curiosities.</w:t>
-        <w:br/>
-        <w:br/>
-        <w:t>But a household robot that reliably manages an entire home remains a much harder achievement than a spectacular demonstration suggests.</w:t>
-        <w:br/>
-        <w:br/>
-        <w:t>We are somewhere in between.</w:t>
-        <w:br/>
-        <w:br/>
-        <w:t>And that makes the present unusually interesting.</w:t>
+      </w:r>
+      <w:r>
+        <w:br/>
+        <w:br/>
+        <w:t>But a household robot that reliably manages an entire home is much harder to build than a flashy demo video suggests.</w:t>
+      </w:r>
+      <w:r>
+        <w:br/>
+        <w:br/>
+        <w:t>We are somewhere in between the two extremes.</w:t>
+      </w:r>
+      <w:r>
+        <w:br/>
+        <w:br/>
+        <w:t>That in-between spot makes the present moment unusually interesting.</w:t>
       </w:r>
     </w:p>
     <w:p>
@@ -1168,42 +1703,52 @@
         <w:jc w:val="center"/>
       </w:pPr>
       <w:r>
-        <w:t>Moravec asked us to imagine a future in which intelligence escapes biology.</w:t>
+        <w:t>Moravec asked us to imagine a future where intelligence escapes biology entirely.</w:t>
+      </w:r>
+      <w:r>
         <w:br/>
         <w:br/>
         <w:t>To judge that future, we first need to look at what exists now.</w:t>
-        <w:br/>
-        <w:br/>
-        <w:t>We already have enormous industrial robot populations.</w:t>
+      </w:r>
+      <w:r>
+        <w:br/>
+        <w:br/>
+        <w:t>We already have enormous numbers of industrial robots.</w:t>
+      </w:r>
+      <w:r>
         <w:br/>
         <w:br/>
         <w:t>We have increasingly capable service robots.</w:t>
+      </w:r>
+      <w:r>
         <w:br/>
         <w:br/>
         <w:t>We have humanoids entering real workplaces.</w:t>
-        <w:br/>
-        <w:br/>
-        <w:t>We have AI systems that can reason, communicate, generate plans, and interact with tools.</w:t>
+      </w:r>
+      <w:r>
+        <w:br/>
+        <w:br/>
+        <w:t>We have AI systems that can reason, communicate, generate plans, and use tools.</w:t>
+      </w:r>
+      <w:r>
         <w:br/>
         <w:br/>
         <w:t>We are beginning to connect those capabilities to physical machines.</w:t>
-        <w:br/>
-        <w:br/>
-        <w:t>So the first steps toward Moravec's world are no longer imaginary.</w:t>
-        <w:br/>
-        <w:br/>
-        <w:t>But the road from “robot can sort boxes” to “robot is the evolutionary successor of humanity” is rather long.</w:t>
-        <w:br/>
-        <w:br/>
-        <w:t>And somewhere along that road are several very large potholes labeled:</w:t>
-        <w:br/>
-        <w:br/>
-      </w:r>
-      <w:r>
-        <w:rPr>
-          <w:b/>
-        </w:rPr>
-        <w:t>consciousness, identity, autonomy, safety, economics, and batteries.</w:t>
+      </w:r>
+      <w:r>
+        <w:br/>
+        <w:br/>
+        <w:t>So the first steps toward Moravec's world are no longer purely imaginary.</w:t>
+      </w:r>
+      <w:r>
+        <w:br/>
+        <w:br/>
+        <w:t>But the road from “sorting boxes” to “humanity's evolutionary successor” is very long.</w:t>
+      </w:r>
+      <w:r>
+        <w:br/>
+        <w:br/>
+        <w:t>Several large potholes sit along that road.</w:t>
       </w:r>
       <w:r>
         <w:br/>
@@ -1653,12 +2198,12 @@
       <w:outlineLvl w:val="0"/>
     </w:pPr>
     <w:rPr>
-      <w:rFonts w:asciiTheme="majorHAnsi" w:eastAsiaTheme="majorEastAsia" w:hAnsiTheme="majorHAnsi" w:cstheme="majorBidi" w:ascii="Georgia" w:hAnsi="Georgia"/>
+      <w:rFonts w:ascii="Amazon Ember" w:hAnsi="Amazon Ember" w:cs="Amazon Ember"/>
       <w:b/>
       <w:bCs/>
-      <w:color w:val="365F91" w:themeColor="accent1" w:themeShade="BF"/>
-      <w:sz w:val="30"/>
-      <w:szCs w:val="28"/>
+      <w:color w:val="0000FF"/>
+      <w:sz w:val="36"/>
+      <w:szCs w:val="36"/>
     </w:rPr>
   </w:style>
   <w:style w:type="paragraph" w:styleId="Heading2">
@@ -1943,13 +2488,11 @@
       <w:jc w:val="center"/>
     </w:pPr>
     <w:rPr>
-      <w:rFonts w:asciiTheme="majorHAnsi" w:eastAsiaTheme="majorEastAsia" w:hAnsiTheme="majorHAnsi" w:cstheme="majorBidi" w:ascii="Georgia" w:hAnsi="Georgia"/>
+      <w:rFonts w:ascii="Amazon Ember" w:hAnsi="Amazon Ember" w:cs="Amazon Ember"/>
       <w:b/>
-      <w:color w:val="17365D" w:themeColor="text2" w:themeShade="BF"/>
-      <w:spacing w:val="5"/>
-      <w:kern w:val="28"/>
-      <w:sz w:val="40"/>
-      <w:szCs w:val="52"/>
+      <w:color w:val="0000FF"/>
+      <w:sz w:val="36"/>
+      <w:szCs w:val="36"/>
     </w:rPr>
   </w:style>
   <w:style w:type="character" w:customStyle="1" w:styleId="TitleChar">
